--- a/tfl/tables/T-AE-07.docx
+++ b/tfl/tables/T-AE-07.docx
@@ -2366,7 +2366,7 @@
           <w:szCs w:val="14"/>
           <w:color w:val="C0392B"/>
         </w:rPr>
-        <w:t xml:space="preserve">DRAFT — produced 2026-05-16 — synthetic data, NOT for regulatory submission</w:t>
+        <w:t xml:space="preserve">DRAFT — produced 2026-05-17 — synthetic data, NOT for regulatory submission</w:t>
       </w:r>
     </w:p>
     <w:sectPr>

--- a/tfl/tables/T-AE-07.docx
+++ b/tfl/tables/T-AE-07.docx
@@ -1466,7 +1466,7 @@
                 <w:szCs w:val="18"/>
                 <w:color w:val="000000"/>
               </w:rPr>
-              <w:t xml:space="preserve">38 (16.9)</w:t>
+              <w:t xml:space="preserve">32 (14.2)</w:t>
             </w:r>
           </w:p>
         </w:tc>
@@ -1521,7 +1521,7 @@
                 <w:szCs w:val="18"/>
                 <w:color w:val="000000"/>
               </w:rPr>
-              <w:t xml:space="preserve">37 (16.5)</w:t>
+              <w:t xml:space="preserve">43 (19.2)</w:t>
             </w:r>
           </w:p>
         </w:tc>
@@ -1691,7 +1691,7 @@
                 <w:szCs w:val="18"/>
                 <w:color w:val="000000"/>
               </w:rPr>
-              <w:t xml:space="preserve">84 (37.3)</w:t>
+              <w:t xml:space="preserve">94 (41.8)</w:t>
             </w:r>
           </w:p>
         </w:tc>
@@ -1746,7 +1746,7 @@
                 <w:szCs w:val="18"/>
                 <w:color w:val="000000"/>
               </w:rPr>
-              <w:t xml:space="preserve">109 (48.7)</w:t>
+              <w:t xml:space="preserve">115 (51.3)</w:t>
             </w:r>
           </w:p>
         </w:tc>
@@ -1801,7 +1801,7 @@
                 <w:szCs w:val="18"/>
                 <w:color w:val="000000"/>
               </w:rPr>
-              <w:t xml:space="preserve">193 (43.0)</w:t>
+              <w:t xml:space="preserve">209 (46.5)</w:t>
             </w:r>
           </w:p>
         </w:tc>
@@ -1916,7 +1916,7 @@
                 <w:szCs w:val="18"/>
                 <w:color w:val="000000"/>
               </w:rPr>
-              <w:t xml:space="preserve">11 (4.9)</w:t>
+              <w:t xml:space="preserve">7 (3.1)</w:t>
             </w:r>
           </w:p>
         </w:tc>
@@ -1971,7 +1971,7 @@
                 <w:szCs w:val="18"/>
                 <w:color w:val="000000"/>
               </w:rPr>
-              <w:t xml:space="preserve">20 (8.9)</w:t>
+              <w:t xml:space="preserve">13 (5.8)</w:t>
             </w:r>
           </w:p>
         </w:tc>
@@ -2026,7 +2026,7 @@
                 <w:szCs w:val="18"/>
                 <w:color w:val="000000"/>
               </w:rPr>
-              <w:t xml:space="preserve">31 (6.9)</w:t>
+              <w:t xml:space="preserve">20 (4.5)</w:t>
             </w:r>
           </w:p>
         </w:tc>
@@ -2196,7 +2196,7 @@
                 <w:szCs w:val="18"/>
                 <w:color w:val="000000"/>
               </w:rPr>
-              <w:t xml:space="preserve">7 (3.1)</w:t>
+              <w:t xml:space="preserve">2 (0.9)</w:t>
             </w:r>
           </w:p>
         </w:tc>
@@ -2251,7 +2251,7 @@
                 <w:szCs w:val="18"/>
                 <w:color w:val="000000"/>
               </w:rPr>
-              <w:t xml:space="preserve">12 (2.7)</w:t>
+              <w:t xml:space="preserve">7 (1.6)</w:t>
             </w:r>
           </w:p>
         </w:tc>

--- a/tfl/tables/T-AE-07.docx
+++ b/tfl/tables/T-AE-07.docx
@@ -1521,7 +1521,7 @@
                 <w:szCs w:val="18"/>
                 <w:color w:val="000000"/>
               </w:rPr>
-              <w:t xml:space="preserve">43 (19.2)</w:t>
+              <w:t xml:space="preserve">44 (19.6)</w:t>
             </w:r>
           </w:p>
         </w:tc>
@@ -1576,7 +1576,7 @@
                 <w:szCs w:val="18"/>
                 <w:color w:val="000000"/>
               </w:rPr>
-              <w:t xml:space="preserve">75 (16.7)</w:t>
+              <w:t xml:space="preserve">76 (16.9)</w:t>
             </w:r>
           </w:p>
         </w:tc>
@@ -1691,7 +1691,7 @@
                 <w:szCs w:val="18"/>
                 <w:color w:val="000000"/>
               </w:rPr>
-              <w:t xml:space="preserve">94 (41.8)</w:t>
+              <w:t xml:space="preserve">93 (41.3)</w:t>
             </w:r>
           </w:p>
         </w:tc>
@@ -1746,7 +1746,7 @@
                 <w:szCs w:val="18"/>
                 <w:color w:val="000000"/>
               </w:rPr>
-              <w:t xml:space="preserve">115 (51.3)</w:t>
+              <w:t xml:space="preserve">108 (48.2)</w:t>
             </w:r>
           </w:p>
         </w:tc>
@@ -1801,7 +1801,7 @@
                 <w:szCs w:val="18"/>
                 <w:color w:val="000000"/>
               </w:rPr>
-              <w:t xml:space="preserve">209 (46.5)</w:t>
+              <w:t xml:space="preserve">201 (44.8)</w:t>
             </w:r>
           </w:p>
         </w:tc>
@@ -1971,7 +1971,7 @@
                 <w:szCs w:val="18"/>
                 <w:color w:val="000000"/>
               </w:rPr>
-              <w:t xml:space="preserve">13 (5.8)</w:t>
+              <w:t xml:space="preserve">10 (4.5)</w:t>
             </w:r>
           </w:p>
         </w:tc>
@@ -2026,7 +2026,7 @@
                 <w:szCs w:val="18"/>
                 <w:color w:val="000000"/>
               </w:rPr>
-              <w:t xml:space="preserve">20 (4.5)</w:t>
+              <w:t xml:space="preserve">17 (3.8)</w:t>
             </w:r>
           </w:p>
         </w:tc>
@@ -2141,7 +2141,7 @@
                 <w:szCs w:val="18"/>
                 <w:color w:val="000000"/>
               </w:rPr>
-              <w:t xml:space="preserve">5 (2.2)</w:t>
+              <w:t xml:space="preserve">6 (2.7)</w:t>
             </w:r>
           </w:p>
         </w:tc>
@@ -2196,7 +2196,7 @@
                 <w:szCs w:val="18"/>
                 <w:color w:val="000000"/>
               </w:rPr>
-              <w:t xml:space="preserve">2 (0.9)</w:t>
+              <w:t xml:space="preserve">11 (4.9)</w:t>
             </w:r>
           </w:p>
         </w:tc>
@@ -2251,7 +2251,7 @@
                 <w:szCs w:val="18"/>
                 <w:color w:val="000000"/>
               </w:rPr>
-              <w:t xml:space="preserve">7 (1.6)</w:t>
+              <w:t xml:space="preserve">17 (3.8)</w:t>
             </w:r>
           </w:p>
         </w:tc>

--- a/tfl/tables/T-AE-07.docx
+++ b/tfl/tables/T-AE-07.docx
@@ -2366,7 +2366,7 @@
           <w:szCs w:val="14"/>
           <w:color w:val="C0392B"/>
         </w:rPr>
-        <w:t xml:space="preserve">DRAFT — produced 2026-05-17 — synthetic data, NOT for regulatory submission</w:t>
+        <w:t xml:space="preserve">DRAFT — produced 2026-06-05 — synthetic data, NOT for regulatory submission</w:t>
       </w:r>
     </w:p>
     <w:sectPr>

--- a/tfl/tables/T-AE-07.docx
+++ b/tfl/tables/T-AE-07.docx
@@ -2366,7 +2366,7 @@
           <w:szCs w:val="14"/>
           <w:color w:val="C0392B"/>
         </w:rPr>
-        <w:t xml:space="preserve">DRAFT — produced 2026-06-05 — synthetic data, NOT for regulatory submission</w:t>
+        <w:t xml:space="preserve">DRAFT — produced 2026-07-19 — synthetic data, NOT for regulatory submission</w:t>
       </w:r>
     </w:p>
     <w:sectPr>
